--- a/docs/questions/qs-introtofactorials.docx
+++ b/docs/questions/qs-introtofactorials.docx
@@ -44,7 +44,7 @@
       <w:r>
         <w:t xml:space="preserve"> </w:t>
       </w:r>
-      <w:hyperlink r:id="rId20">
+      <w:hyperlink r:id="rId9">
         <w:r>
           <w:rPr>
             <w:rStyle w:val="Hyperlink"/>
@@ -64,7 +64,7 @@
         <w:t xml:space="preserve">The questions below will be based on the sweet shops, Cantor’s Confectionery and Lovelace’s Lollies.</w:t>
       </w:r>
     </w:p>
-    <w:bookmarkStart w:id="21" w:name="q1-factorials"/>
+    <w:bookmarkStart w:id="10" w:name="q1-factorials"/>
     <w:p>
       <w:pPr>
         <w:pStyle w:val="Heading2"/>
@@ -230,8 +230,8 @@
         <w:t xml:space="preserve">of these sweets, if you want to keep all sweets of a certain type together?</w:t>
       </w:r>
     </w:p>
-    <w:bookmarkEnd w:id="21"/>
-    <w:bookmarkStart w:id="22" w:name="q2-permutations"/>
+    <w:bookmarkEnd w:id="10"/>
+    <w:bookmarkStart w:id="11" w:name="q2-permutations"/>
     <w:p>
       <w:pPr>
         <w:pStyle w:val="Heading2"/>
@@ -503,8 +503,8 @@
         <w:t xml:space="preserve">of each type?</w:t>
       </w:r>
     </w:p>
-    <w:bookmarkEnd w:id="22"/>
-    <w:bookmarkStart w:id="23" w:name="q3-combinations"/>
+    <w:bookmarkEnd w:id="11"/>
+    <w:bookmarkStart w:id="12" w:name="q3-combinations"/>
     <w:p>
       <w:pPr>
         <w:pStyle w:val="Heading2"/>
@@ -753,8 +753,8 @@
         <w:t xml:space="preserve">different kinds?</w:t>
       </w:r>
     </w:p>
-    <w:bookmarkEnd w:id="23"/>
-    <w:bookmarkStart w:id="25" w:name="q4-counting-strategies"/>
+    <w:bookmarkEnd w:id="12"/>
+    <w:bookmarkStart w:id="14" w:name="q4-counting-strategies"/>
     <w:p>
       <w:pPr>
         <w:pStyle w:val="Heading2"/>
@@ -1060,7 +1060,7 @@
       <w:pPr>
         <w:pStyle w:val="FirstParagraph"/>
       </w:pPr>
-      <w:hyperlink r:id="rId24">
+      <w:hyperlink r:id="rId13">
         <w:r>
           <w:rPr>
             <w:rStyle w:val="Hyperlink"/>
@@ -1076,8 +1076,8 @@
         </w:pict>
       </w:r>
     </w:p>
-    <w:bookmarkEnd w:id="25"/>
-    <w:bookmarkStart w:id="27" w:name="version-history-and-licensing"/>
+    <w:bookmarkEnd w:id="14"/>
+    <w:bookmarkStart w:id="16" w:name="version-history-and-licensing"/>
     <w:p>
       <w:pPr>
         <w:pStyle w:val="Heading2"/>
@@ -1098,7 +1098,7 @@
       <w:pPr>
         <w:pStyle w:val="BodyText"/>
       </w:pPr>
-      <w:hyperlink r:id="rId26">
+      <w:hyperlink r:id="rId15">
         <w:r>
           <w:rPr>
             <w:rStyle w:val="Hyperlink"/>
@@ -1107,7 +1107,7 @@
         </w:r>
       </w:hyperlink>
     </w:p>
-    <w:bookmarkEnd w:id="27"/>
+    <w:bookmarkEnd w:id="16"/>
     <w:sectPr>
       <w:pgSz w:h="15840" w:w="12240"/>
       <w:pgMar w:bottom="1440" w:footer="720" w:gutter="0" w:header="720" w:left="1440" w:right="1440" w:top="1440"/>
